--- a/materialien/Werkzeuge/Warm-up-Karten/AQ_Warm-up-Karten_W4.docx
+++ b/materialien/Werkzeuge/Warm-up-Karten/AQ_Warm-up-Karten_W4.docx
@@ -6087,7 +6087,7 @@
                 <w:sz w:val="21"/>
                 <w:szCs w:val="21"/>
               </w:rPr>
-              <w:t xml:space="preserve">d enthält A(3), B(2), C(8), D(1), E(1), F(9) (Index 0 zuerst, Gewicht in Klammern). Verfolge den Aufruf entferneLeichte(d, 4) in einer Tabelle i | Länge | getItem(i) | Aktion | d bis zum Ende. Was geschieht am Schluss?</w:t>
+              <w:t xml:space="preserve">d enthält A(3), B(2), C(8), D(1), E(1), F(9) (Index 0 zuerst, Gewicht in Klammern). Verfolge den Aufruf entferneLeichte(d, 4) in einer Tabelle i | Länge | getItem(i) | Aktion | d bis zum Ende – eine Zeile an jeder mit „// → Tabellenzeile“ markierten Stelle. Was geschieht am Schluss?</w:t>
             </w:r>
           </w:p>
           <w:p>
@@ -6277,6 +6277,15 @@
                     </w:rPr>
                     <w:t xml:space="preserve">        }</w:t>
                   </w:r>
+                  <w:r>
+                    <w:rPr>
+                      <w:rFonts w:ascii="Consolas" w:cs="Consolas" w:eastAsia="Consolas" w:hAnsi="Consolas"/>
+                      <w:sz w:val="19"/>
+                      <w:szCs w:val="19"/>
+                      <w:color w:val="5F7F5F"/>
+                    </w:rPr>
+                    <w:t xml:space="preserve">   // → Tabellenzeile</w:t>
+                  </w:r>
                 </w:p>
                 <w:p>
                   <w:pPr>
@@ -6457,7 +6466,7 @@
                 <w:sz w:val="21"/>
                 <w:szCs w:val="21"/>
               </w:rPr>
-              <w:t xml:space="preserve">Gib für jeden Aufruf den Wert von j beim insertAt und den Inhalt von d danach an (Index 0 zuerst).</w:t>
+              <w:t xml:space="preserve">Gib für jeden Aufruf den Wert von j beim insertAt und den Inhalt von d danach an (Index 0 zuerst) – eine Zeile an der mit „// → Tabellenzeile“ markierten Stelle.</w:t>
             </w:r>
           </w:p>
           <w:p>
@@ -6646,6 +6655,15 @@
                       <w:szCs w:val="19"/>
                     </w:rPr>
                     <w:t xml:space="preserve">    d.insertAt(j, k);</w:t>
+                  </w:r>
+                  <w:r>
+                    <w:rPr>
+                      <w:rFonts w:ascii="Consolas" w:cs="Consolas" w:eastAsia="Consolas" w:hAnsi="Consolas"/>
+                      <w:sz w:val="19"/>
+                      <w:szCs w:val="19"/>
+                      <w:color w:val="5F7F5F"/>
+                    </w:rPr>
+                    <w:t xml:space="preserve">   // → Tabellenzeile</w:t>
                   </w:r>
                 </w:p>
                 <w:p>
@@ -7250,7 +7268,7 @@
                 <w:sz w:val="21"/>
                 <w:szCs w:val="21"/>
               </w:rPr>
-              <w:t xml:space="preserve">Verfolge klammernOk("{a[b(c)]d}("): Gib nach jedem Klammerzeichen den Inhalt von s an (oberstes Zeichen zuerst) und die Rückgabe.</w:t>
+              <w:t xml:space="preserve">Verfolge klammernOk("{a[b(c)]d}("): Gib den Inhalt von s (oberstes Zeichen zuerst) an jeder mit „// → Tabellenzeile“ markierten Stelle an, also nach jedem Klammerzeichen, und die Rückgabe.</w:t>
             </w:r>
           </w:p>
           <w:p>
@@ -7426,6 +7444,15 @@
                     </w:rPr>
                     <w:t xml:space="preserve">            s.push(c);</w:t>
                   </w:r>
+                  <w:r>
+                    <w:rPr>
+                      <w:rFonts w:ascii="Consolas" w:cs="Consolas" w:eastAsia="Consolas" w:hAnsi="Consolas"/>
+                      <w:sz w:val="16"/>
+                      <w:szCs w:val="16"/>
+                      <w:color w:val="5F7F5F"/>
+                    </w:rPr>
+                    <w:t xml:space="preserve">   // → Tabellenzeile</w:t>
+                  </w:r>
                 </w:p>
                 <w:p>
                   <w:pPr>
@@ -7495,6 +7522,15 @@
                       <w:szCs w:val="16"/>
                     </w:rPr>
                     <w:t xml:space="preserve">            char auf = (Character) s.pop();</w:t>
+                  </w:r>
+                  <w:r>
+                    <w:rPr>
+                      <w:rFonts w:ascii="Consolas" w:cs="Consolas" w:eastAsia="Consolas" w:hAnsi="Consolas"/>
+                      <w:sz w:val="16"/>
+                      <w:szCs w:val="16"/>
+                      <w:color w:val="5F7F5F"/>
+                    </w:rPr>
+                    <w:t xml:space="preserve">   // → Tabellenzeile</w:t>
                   </w:r>
                 </w:p>
                 <w:p>
@@ -7785,7 +7821,7 @@
                 <w:sz w:val="21"/>
                 <w:szCs w:val="21"/>
               </w:rPr>
-              <w:t xml:space="preserve">Verfolge postfix("52-3*4+"): Gib nach jedem Zeichen den Inhalt von s an (oberstes Element zuerst) und die Rückgabe.</w:t>
+              <w:t xml:space="preserve">Verfolge postfix("52-3*4+"): Gib den Inhalt von s (oberstes Element zuerst) an jeder mit „// → Tabellenzeile“ markierten Stelle an, also nach jedem Zeichen, und die Rückgabe.</w:t>
             </w:r>
           </w:p>
           <w:p>
@@ -7961,6 +7997,15 @@
                     </w:rPr>
                     <w:t xml:space="preserve">            s.push((int) c - (int) '0');</w:t>
                   </w:r>
+                  <w:r>
+                    <w:rPr>
+                      <w:rFonts w:ascii="Consolas" w:cs="Consolas" w:eastAsia="Consolas" w:hAnsi="Consolas"/>
+                      <w:sz w:val="16"/>
+                      <w:szCs w:val="16"/>
+                      <w:color w:val="5F7F5F"/>
+                    </w:rPr>
+                    <w:t xml:space="preserve">   // → Tabellenzeile</w:t>
+                  </w:r>
                 </w:p>
                 <w:p>
                   <w:pPr>
@@ -8058,6 +8103,15 @@
                       <w:szCs w:val="16"/>
                     </w:rPr>
                     <w:t xml:space="preserve">            s.push(erg);</w:t>
+                  </w:r>
+                  <w:r>
+                    <w:rPr>
+                      <w:rFonts w:ascii="Consolas" w:cs="Consolas" w:eastAsia="Consolas" w:hAnsi="Consolas"/>
+                      <w:sz w:val="16"/>
+                      <w:szCs w:val="16"/>
+                      <w:color w:val="5F7F5F"/>
+                    </w:rPr>
+                    <w:t xml:space="preserve">   // → Tabellenzeile</w:t>
                   </w:r>
                 </w:p>
                 <w:p>
